--- a/resources/تقرير الغياب اليومي 5-8-2026.docx
+++ b/resources/تقرير الغياب اليومي 5-8-2026.docx
@@ -117,7 +117,7 @@
           <w:rtl/>
           <w:lang w:bidi="ar-SY"/>
         </w:rPr>
-        <w:t>نرفع إليكم تقري</w:t>
+        <w:t>نرفع إليكم تقريراً يوميا عن غيابات " غياب غير مبرر" وتأخير والإجازات والمهمات والبصمة المسائية للموظفين وقد تم إعداد التقرير بناءً على السجلات والحضور المسجل في النظام المعتمد.</w:t>
       </w:r>
       <w:r>
         <w:rPr>
@@ -127,16 +127,16 @@
           <w:rtl/>
           <w:lang w:bidi="ar-SY"/>
         </w:rPr>
-        <w:t>ر</w:t>
-      </w:r>
-      <w:r>
-        <w:rPr>
-          <w:sz w:val="28"/>
-          <w:szCs w:val="28"/>
-          <w:rtl/>
-          <w:lang w:bidi="ar-SY"/>
-        </w:rPr>
-        <w:t>ا</w:t>
+        <w:t/>
+      </w:r>
+      <w:r>
+        <w:rPr>
+          <w:sz w:val="28"/>
+          <w:szCs w:val="28"/>
+          <w:rtl/>
+          <w:lang w:bidi="ar-SY"/>
+        </w:rPr>
+        <w:t/>
       </w:r>
       <w:r>
         <w:rPr>
@@ -146,16 +146,16 @@
           <w:rtl/>
           <w:lang w:bidi="ar-SY"/>
         </w:rPr>
-        <w:t>ً</w:t>
-      </w:r>
-      <w:r>
-        <w:rPr>
-          <w:sz w:val="28"/>
-          <w:szCs w:val="28"/>
-          <w:rtl/>
-          <w:lang w:bidi="ar-SY"/>
-        </w:rPr>
-        <w:t xml:space="preserve"> </w:t>
+        <w:t/>
+      </w:r>
+      <w:r>
+        <w:rPr>
+          <w:sz w:val="28"/>
+          <w:szCs w:val="28"/>
+          <w:rtl/>
+          <w:lang w:bidi="ar-SY"/>
+        </w:rPr>
+        <w:t xml:space="preserve"/>
       </w:r>
       <w:r>
         <w:rPr>
@@ -165,7 +165,7 @@
           <w:rtl/>
           <w:lang w:bidi="ar-SY"/>
         </w:rPr>
-        <w:t>يوميا</w:t>
+        <w:t/>
       </w:r>
       <w:r>
         <w:rPr>
@@ -175,16 +175,16 @@
           <w:rtl/>
           <w:lang w:bidi="ar-SY"/>
         </w:rPr>
-        <w:t xml:space="preserve"> </w:t>
-      </w:r>
-      <w:r>
-        <w:rPr>
-          <w:sz w:val="28"/>
-          <w:szCs w:val="28"/>
-          <w:rtl/>
-          <w:lang w:bidi="ar-SY"/>
-        </w:rPr>
-        <w:t>عن غيابات</w:t>
+        <w:t xml:space="preserve"/>
+      </w:r>
+      <w:r>
+        <w:rPr>
+          <w:sz w:val="28"/>
+          <w:szCs w:val="28"/>
+          <w:rtl/>
+          <w:lang w:bidi="ar-SY"/>
+        </w:rPr>
+        <w:t/>
       </w:r>
       <w:r>
         <w:rPr>
@@ -194,7 +194,7 @@
           <w:rtl/>
           <w:lang w:bidi="ar-SY"/>
         </w:rPr>
-        <w:t xml:space="preserve"> "</w:t>
+        <w:t xml:space="preserve"/>
       </w:r>
       <w:r>
         <w:rPr>
@@ -204,7 +204,7 @@
           <w:rtl/>
           <w:lang w:bidi="ar-SY"/>
         </w:rPr>
-        <w:t xml:space="preserve"> </w:t>
+        <w:t xml:space="preserve"/>
       </w:r>
       <w:r>
         <w:rPr>
@@ -214,7 +214,7 @@
           <w:rtl/>
           <w:lang w:bidi="ar-SY"/>
         </w:rPr>
-        <w:t>غياب غير مبرر</w:t>
+        <w:t/>
       </w:r>
       <w:r>
         <w:rPr>
@@ -224,7 +224,7 @@
           <w:rtl/>
           <w:lang w:bidi="ar-SY"/>
         </w:rPr>
-        <w:t xml:space="preserve">" </w:t>
+        <w:t xml:space="preserve"/>
       </w:r>
       <w:r>
         <w:rPr>
@@ -234,7 +234,7 @@
           <w:rtl/>
           <w:lang w:bidi="ar-SY"/>
         </w:rPr>
-        <w:t>وتأخير</w:t>
+        <w:t/>
       </w:r>
       <w:r>
         <w:rPr>
@@ -244,7 +244,7 @@
           <w:rtl/>
           <w:lang w:bidi="ar-SY"/>
         </w:rPr>
-        <w:t xml:space="preserve"> والإجازات والمهمات</w:t>
+        <w:t xml:space="preserve"/>
       </w:r>
       <w:r>
         <w:rPr>
@@ -254,7 +254,7 @@
           <w:rtl/>
           <w:lang w:bidi="ar-SY"/>
         </w:rPr>
-        <w:t xml:space="preserve"> </w:t>
+        <w:t xml:space="preserve"/>
       </w:r>
       <w:r>
         <w:rPr>
@@ -264,16 +264,16 @@
           <w:rtl/>
           <w:lang w:bidi="ar-SY"/>
         </w:rPr>
-        <w:t>لل</w:t>
-      </w:r>
-      <w:r>
-        <w:rPr>
-          <w:sz w:val="28"/>
-          <w:szCs w:val="28"/>
-          <w:rtl/>
-          <w:lang w:bidi="ar-SY"/>
-        </w:rPr>
-        <w:t>موظفين</w:t>
+        <w:t/>
+      </w:r>
+      <w:r>
+        <w:rPr>
+          <w:sz w:val="28"/>
+          <w:szCs w:val="28"/>
+          <w:rtl/>
+          <w:lang w:bidi="ar-SY"/>
+        </w:rPr>
+        <w:t/>
       </w:r>
       <w:r>
         <w:rPr>
@@ -283,25 +283,25 @@
           <w:rtl/>
           <w:lang w:bidi="ar-SY"/>
         </w:rPr>
-        <w:t xml:space="preserve"> </w:t>
-      </w:r>
-      <w:r>
-        <w:rPr>
-          <w:sz w:val="28"/>
-          <w:szCs w:val="28"/>
-          <w:rtl/>
-          <w:lang w:bidi="ar-SY"/>
-        </w:rPr>
-        <w:t>وقد تم إعداد التقرير بناءً على السجلات و</w:t>
-      </w:r>
-      <w:r>
-        <w:rPr>
-          <w:sz w:val="28"/>
-          <w:szCs w:val="28"/>
-          <w:rtl/>
-          <w:lang w:bidi="ar-SY"/>
-        </w:rPr>
-        <w:t xml:space="preserve">الحضور المسجل في النظام </w:t>
+        <w:t xml:space="preserve"/>
+      </w:r>
+      <w:r>
+        <w:rPr>
+          <w:sz w:val="28"/>
+          <w:szCs w:val="28"/>
+          <w:rtl/>
+          <w:lang w:bidi="ar-SY"/>
+        </w:rPr>
+        <w:t/>
+      </w:r>
+      <w:r>
+        <w:rPr>
+          <w:sz w:val="28"/>
+          <w:szCs w:val="28"/>
+          <w:rtl/>
+          <w:lang w:bidi="ar-SY"/>
+        </w:rPr>
+        <w:t xml:space="preserve"/>
       </w:r>
       <w:r>
         <w:rPr>
@@ -311,7 +311,7 @@
           <w:rtl/>
           <w:lang w:bidi="ar-SY"/>
         </w:rPr>
-        <w:t>المعتمد.</w:t>
+        <w:t/>
       </w:r>
     </w:p>
     <w:p>
@@ -2309,6 +2309,376 @@
         </w:rPr>
       </w:pPr>
     </w:p>
+    <w:p>
+      <w:pPr>
+        <w:bidi/>
+        <w:rPr>
+          <w:sz w:val="28"/>
+          <w:szCs w:val="28"/>
+          <w:rtl/>
+          <w:lang w:bidi="ar-SY"/>
+        </w:rPr>
+      </w:pPr>
+      <w:r>
+        <w:rPr>
+          <w:rFonts w:hint="cs"/>
+          <w:sz w:val="28"/>
+          <w:szCs w:val="28"/>
+          <w:rtl/>
+          <w:lang w:bidi="ar-SY"/>
+        </w:rPr>
+        <w:t>تقرير عدم تسجيل البصمة المسائية لهذا اليوم</w:t>
+      </w:r>
+      <w:r>
+        <w:rPr>
+          <w:rFonts w:hint="cs"/>
+          <w:sz w:val="28"/>
+          <w:szCs w:val="28"/>
+          <w:rtl/>
+          <w:lang w:bidi="ar-SY"/>
+        </w:rPr>
+        <w:t xml:space="preserve"/>
+      </w:r>
+      <w:r>
+        <w:rPr>
+          <w:rFonts w:hint="cs"/>
+          <w:sz w:val="28"/>
+          <w:szCs w:val="28"/>
+          <w:rtl/>
+          <w:lang w:bidi="ar-SY"/>
+        </w:rPr>
+        <w:t/>
+      </w:r>
+      <w:r>
+        <w:rPr>
+          <w:rFonts w:hint="cs"/>
+          <w:sz w:val="28"/>
+          <w:szCs w:val="28"/>
+          <w:rtl/>
+          <w:lang w:bidi="ar-SY"/>
+        </w:rPr>
+        <w:t xml:space="preserve"/>
+      </w:r>
+    </w:p>
+    <w:tbl>
+      <w:tblPr>
+        <w:tblStyle w:val="GridTable2"/>
+        <w:bidiVisual/>
+        <w:tblW w:w="4845" w:type="pct"/>
+        <w:tblInd w:w="155" w:type="dxa"/>
+        <w:tblBorders>
+          <w:top w:val="single" w:sz="4" w:space="0" w:color="auto"/>
+          <w:left w:val="single" w:sz="4" w:space="0" w:color="auto"/>
+          <w:bottom w:val="single" w:sz="4" w:space="0" w:color="auto"/>
+          <w:right w:val="single" w:sz="4" w:space="0" w:color="auto"/>
+          <w:insideH w:val="single" w:sz="4" w:space="0" w:color="auto"/>
+          <w:insideV w:val="single" w:sz="4" w:space="0" w:color="auto"/>
+        </w:tblBorders>
+        <w:tblLook w:val="04A0" w:firstRow="1" w:lastRow="0" w:firstColumn="1" w:lastColumn="0" w:noHBand="0" w:noVBand="1"/>
+      </w:tblPr>
+      <w:tblGrid>
+        <w:gridCol w:w="700"/>
+        <w:gridCol w:w="3100"/>
+        <w:gridCol w:w="2500"/>
+        <w:gridCol w:w="2300"/>
+        <w:gridCol w:w="1000"/>
+        <w:gridCol w:w="1756"/>
+      </w:tblGrid>
+      <w:tr>
+        <w:trPr>
+          <w:cnfStyle w:val="100000000000" w:firstRow="1" w:lastRow="0" w:firstColumn="0" w:lastColumn="0" w:oddVBand="0" w:evenVBand="0" w:oddHBand="0" w:evenHBand="0" w:firstRowFirstColumn="0" w:firstRowLastColumn="0" w:lastRowFirstColumn="0" w:lastRowLastColumn="0"/>
+        </w:trPr>
+        <w:tc>
+          <w:tcPr>
+            <w:cnfStyle w:val="001000000000" w:firstRow="0" w:lastRow="0" w:firstColumn="1" w:lastColumn="0" w:oddVBand="0" w:evenVBand="0" w:oddHBand="0" w:evenHBand="0" w:firstRowFirstColumn="0" w:firstRowLastColumn="0" w:lastRowFirstColumn="0" w:lastRowLastColumn="0"/>
+            <w:tcW w:w="700" w:type="dxa"/>
+            <w:vAlign w:val="center"/>
+          </w:tcPr>
+          <w:p>
+            <w:pPr>
+              <w:bidi/>
+              <w:jc w:val="center"/>
+              <w:rPr>
+                <w:rtl/>
+                <w:lang w:bidi="ar-SY"/>
+              </w:rPr>
+            </w:pPr>
+            <w:r>
+              <w:rPr>
+                <w:rFonts w:hint="cs"/>
+                <w:rtl/>
+                <w:lang w:bidi="ar-SY"/>
+              </w:rPr>
+              <w:t>م</w:t>
+            </w:r>
+          </w:p>
+        </w:tc>
+        <w:tc>
+          <w:tcPr>
+            <w:tcW w:w="3100" w:type="dxa"/>
+            <w:vAlign w:val="center"/>
+          </w:tcPr>
+          <w:p>
+            <w:pPr>
+              <w:bidi/>
+              <w:jc w:val="center"/>
+              <w:cnfStyle w:val="100000000000" w:firstRow="1" w:lastRow="0" w:firstColumn="0" w:lastColumn="0" w:oddVBand="0" w:evenVBand="0" w:oddHBand="0" w:evenHBand="0" w:firstRowFirstColumn="0" w:firstRowLastColumn="0" w:lastRowFirstColumn="0" w:lastRowLastColumn="0"/>
+              <w:rPr>
+                <w:rtl/>
+                <w:lang w:bidi="ar-SY"/>
+              </w:rPr>
+            </w:pPr>
+            <w:r>
+              <w:rPr>
+                <w:rFonts w:hint="cs"/>
+                <w:rtl/>
+                <w:lang w:bidi="ar-SY"/>
+              </w:rPr>
+              <w:t>الاسم الثلاثي</w:t>
+            </w:r>
+          </w:p>
+        </w:tc>
+        <w:tc>
+          <w:tcPr>
+            <w:tcW w:w="2500" w:type="dxa"/>
+            <w:vAlign w:val="center"/>
+          </w:tcPr>
+          <w:p>
+            <w:pPr>
+              <w:bidi/>
+              <w:jc w:val="center"/>
+              <w:cnfStyle w:val="100000000000" w:firstRow="1" w:lastRow="0" w:firstColumn="0" w:lastColumn="0" w:oddVBand="0" w:evenVBand="0" w:oddHBand="0" w:evenHBand="0" w:firstRowFirstColumn="0" w:firstRowLastColumn="0" w:lastRowFirstColumn="0" w:lastRowLastColumn="0"/>
+              <w:rPr>
+                <w:rtl/>
+                <w:lang w:bidi="ar-SY"/>
+              </w:rPr>
+            </w:pPr>
+            <w:r>
+              <w:rPr>
+                <w:rFonts w:hint="cs"/>
+                <w:rtl/>
+                <w:lang w:bidi="ar-SY"/>
+              </w:rPr>
+              <w:t>القسم</w:t>
+            </w:r>
+          </w:p>
+        </w:tc>
+        <w:tc>
+          <w:tcPr>
+            <w:tcW w:w="2300" w:type="dxa"/>
+            <w:vAlign w:val="center"/>
+          </w:tcPr>
+          <w:p>
+            <w:pPr>
+              <w:bidi/>
+              <w:jc w:val="center"/>
+              <w:cnfStyle w:val="100000000000" w:firstRow="1" w:lastRow="0" w:firstColumn="0" w:lastColumn="0" w:oddVBand="0" w:evenVBand="0" w:oddHBand="0" w:evenHBand="0" w:firstRowFirstColumn="0" w:firstRowLastColumn="0" w:lastRowFirstColumn="0" w:lastRowLastColumn="0"/>
+              <w:rPr>
+                <w:rtl/>
+                <w:lang w:bidi="ar-SY"/>
+              </w:rPr>
+            </w:pPr>
+            <w:r>
+              <w:rPr>
+                <w:rFonts w:hint="cs"/>
+                <w:rtl/>
+                <w:lang w:bidi="ar-SY"/>
+              </w:rPr>
+              <w:t>الدورية</w:t>
+            </w:r>
+          </w:p>
+        </w:tc>
+        <w:tc>
+          <w:tcPr>
+            <w:tcW w:w="1000" w:type="dxa"/>
+            <w:vAlign w:val="center"/>
+          </w:tcPr>
+          <w:p>
+            <w:pPr>
+              <w:bidi/>
+              <w:jc w:val="center"/>
+              <w:cnfStyle w:val="100000000000" w:firstRow="1" w:lastRow="0" w:firstColumn="0" w:lastColumn="0" w:oddVBand="0" w:evenVBand="0" w:oddHBand="0" w:evenHBand="0" w:firstRowFirstColumn="0" w:firstRowLastColumn="0" w:lastRowFirstColumn="0" w:lastRowLastColumn="0"/>
+              <w:rPr>
+                <w:rtl/>
+                <w:lang w:bidi="ar-SY"/>
+              </w:rPr>
+            </w:pPr>
+            <w:r>
+              <w:rPr>
+                <w:rFonts w:hint="cs"/>
+                <w:rtl/>
+                <w:lang w:bidi="ar-SY"/>
+              </w:rPr>
+              <w:t>وقت الحضور</w:t>
+            </w:r>
+          </w:p>
+        </w:tc>
+        <w:tc>
+          <w:tcPr>
+            <w:tcW w:w="1756" w:type="dxa"/>
+            <w:vAlign w:val="center"/>
+          </w:tcPr>
+          <w:p>
+            <w:pPr>
+              <w:bidi/>
+              <w:jc w:val="center"/>
+              <w:cnfStyle w:val="100000000000" w:firstRow="1" w:lastRow="0" w:firstColumn="0" w:lastColumn="0" w:oddVBand="0" w:evenVBand="0" w:oddHBand="0" w:evenHBand="0" w:firstRowFirstColumn="0" w:firstRowLastColumn="0" w:lastRowFirstColumn="0" w:lastRowLastColumn="0"/>
+              <w:rPr>
+                <w:rtl/>
+                <w:lang w:bidi="ar-SY"/>
+              </w:rPr>
+            </w:pPr>
+            <w:r>
+              <w:rPr>
+                <w:rFonts w:hint="cs"/>
+                <w:rtl/>
+                <w:lang w:bidi="ar-SY"/>
+              </w:rPr>
+              <w:t>ملاحظات</w:t>
+            </w:r>
+          </w:p>
+        </w:tc>
+      </w:tr>
+      <w:tr>
+        <w:trPr>
+          <w:cnfStyle w:val="000000100000" w:firstRow="0" w:lastRow="0" w:firstColumn="0" w:lastColumn="0" w:oddVBand="0" w:evenVBand="0" w:oddHBand="1" w:evenHBand="0" w:firstRowFirstColumn="0" w:firstRowLastColumn="0" w:lastRowFirstColumn="0" w:lastRowLastColumn="0"/>
+        </w:trPr>
+        <w:tc>
+          <w:tcPr>
+            <w:cnfStyle w:val="001000000000" w:firstRow="0" w:lastRow="0" w:firstColumn="1" w:lastColumn="0" w:oddVBand="0" w:evenVBand="0" w:oddHBand="0" w:evenHBand="0" w:firstRowFirstColumn="0" w:firstRowLastColumn="0" w:lastRowFirstColumn="0" w:lastRowLastColumn="0"/>
+            <w:tcW w:w="700" w:type="dxa"/>
+            <w:vAlign w:val="center"/>
+          </w:tcPr>
+          <w:p>
+            <w:pPr>
+              <w:jc w:val="right"/>
+              <w:rPr>
+                <w:rFonts w:ascii="Cairo" w:hAnsi="Cairo"/>
+                <w:color w:val="000000"/>
+              </w:rPr>
+            </w:pPr>
+            <w:r>
+              <w:rPr>
+                <w:rFonts w:ascii="Cairo" w:hAnsi="Cairo"/>
+                <w:color w:val="000000"/>
+              </w:rPr>
+              <w:t/>
+            </w:r>
+          </w:p>
+        </w:tc>
+        <w:tc>
+          <w:tcPr>
+            <w:tcW w:w="3100" w:type="dxa"/>
+            <w:vAlign w:val="center"/>
+          </w:tcPr>
+          <w:p>
+            <w:pPr>
+              <w:bidi/>
+              <w:cnfStyle w:val="000000100000" w:firstRow="0" w:lastRow="0" w:firstColumn="0" w:lastColumn="0" w:oddVBand="0" w:evenVBand="0" w:oddHBand="1" w:evenHBand="0" w:firstRowFirstColumn="0" w:firstRowLastColumn="0" w:lastRowFirstColumn="0" w:lastRowLastColumn="0"/>
+              <w:rPr>
+                <w:rFonts w:ascii="Cairo" w:hAnsi="Cairo"/>
+                <w:color w:val="000000"/>
+              </w:rPr>
+            </w:pPr>
+            <w:r>
+              <w:rPr>
+                <w:rFonts w:ascii="Cairo" w:hAnsi="Cairo"/>
+                <w:color w:val="171717"/>
+                <w:sz w:val="21"/>
+                <w:szCs w:val="21"/>
+                <w:rtl/>
+              </w:rPr>
+              <w:t/>
+            </w:r>
+          </w:p>
+        </w:tc>
+        <w:tc>
+          <w:tcPr>
+            <w:tcW w:w="2500" w:type="dxa"/>
+            <w:vAlign w:val="center"/>
+          </w:tcPr>
+          <w:p>
+            <w:pPr>
+              <w:bidi/>
+              <w:cnfStyle w:val="000000100000" w:firstRow="0" w:lastRow="0" w:firstColumn="0" w:lastColumn="0" w:oddVBand="0" w:evenVBand="0" w:oddHBand="1" w:evenHBand="0" w:firstRowFirstColumn="0" w:firstRowLastColumn="0" w:lastRowFirstColumn="0" w:lastRowLastColumn="0"/>
+              <w:rPr>
+                <w:rFonts w:ascii="Cairo" w:hAnsi="Cairo"/>
+                <w:color w:val="000000"/>
+              </w:rPr>
+            </w:pPr>
+            <w:r>
+              <w:rPr>
+                <w:rFonts w:ascii="Cairo" w:hAnsi="Cairo"/>
+                <w:color w:val="000000"/>
+                <w:rtl/>
+              </w:rPr>
+              <w:t/>
+            </w:r>
+          </w:p>
+        </w:tc>
+        <w:tc>
+          <w:tcPr>
+            <w:tcW w:w="2300" w:type="dxa"/>
+            <w:vAlign w:val="center"/>
+          </w:tcPr>
+          <w:p>
+            <w:pPr>
+              <w:cnfStyle w:val="000000100000" w:firstRow="0" w:lastRow="0" w:firstColumn="0" w:lastColumn="0" w:oddVBand="0" w:evenVBand="0" w:oddHBand="1" w:evenHBand="0" w:firstRowFirstColumn="0" w:firstRowLastColumn="0" w:lastRowFirstColumn="0" w:lastRowLastColumn="0"/>
+              <w:rPr>
+                <w:rFonts w:ascii="Cairo" w:hAnsi="Cairo"/>
+                <w:color w:val="000000"/>
+              </w:rPr>
+            </w:pPr>
+            <w:r>
+              <w:rPr>
+                <w:rFonts w:ascii="Cairo" w:hAnsi="Cairo"/>
+                <w:color w:val="000000"/>
+              </w:rPr>
+              <w:t/>
+            </w:r>
+          </w:p>
+        </w:tc>
+        <w:tc>
+          <w:tcPr>
+            <w:tcW w:w="1000" w:type="dxa"/>
+            <w:vAlign w:val="center"/>
+          </w:tcPr>
+          <w:p>
+            <w:pPr>
+              <w:cnfStyle w:val="000000100000" w:firstRow="0" w:lastRow="0" w:firstColumn="0" w:lastColumn="0" w:oddVBand="0" w:evenVBand="0" w:oddHBand="1" w:evenHBand="0" w:firstRowFirstColumn="0" w:firstRowLastColumn="0" w:lastRowFirstColumn="0" w:lastRowLastColumn="0"/>
+              <w:rPr>
+                <w:rFonts w:ascii="Cairo" w:hAnsi="Cairo"/>
+                <w:color w:val="000000"/>
+              </w:rPr>
+            </w:pPr>
+            <w:r>
+              <w:rPr>
+                <w:rFonts w:ascii="Cairo" w:hAnsi="Cairo"/>
+                <w:color w:val="000000"/>
+              </w:rPr>
+              <w:t/>
+            </w:r>
+          </w:p>
+        </w:tc>
+        <w:tc>
+          <w:tcPr>
+            <w:tcW w:w="1756" w:type="dxa"/>
+            <w:vAlign w:val="center"/>
+          </w:tcPr>
+          <w:p>
+            <w:pPr>
+              <w:bidi/>
+              <w:jc w:val="center"/>
+              <w:cnfStyle w:val="000000100000" w:firstRow="0" w:lastRow="0" w:firstColumn="0" w:lastColumn="0" w:oddVBand="0" w:evenVBand="0" w:oddHBand="1" w:evenHBand="0" w:firstRowFirstColumn="0" w:firstRowLastColumn="0" w:lastRowFirstColumn="0" w:lastRowLastColumn="0"/>
+              <w:rPr>
+                <w:rtl/>
+                <w:lang w:bidi="ar-SY"/>
+              </w:rPr>
+            </w:pPr>
+          </w:p>
+        </w:tc>
+      </w:tr>
+    </w:tbl>
     <w:sectPr>
       <w:headerReference w:type="default" r:id="rId6"/>
       <w:pgSz w:w="11906" w:h="16838"/>
